--- a/Collatio/5/3. Rúbrica/Rúbrica 5.docx
+++ b/Collatio/5/3. Rúbrica/Rúbrica 5.docx
@@ -5,14 +5,14 @@
     <w:p>
       <w:pPr>
         <w:rPr>
-          <w:rFonts w:ascii="Garamond" w:hAnsi="Garamond"/>
+          <w:rFonts w:ascii="Brill" w:hAnsi="Brill"/>
           <w:color w:val="000000" w:themeColor="text1"/>
           <w:lang w:val="es-ES"/>
         </w:rPr>
       </w:pPr>
       <w:r>
         <w:rPr>
-          <w:rFonts w:ascii="Garamond" w:hAnsi="Garamond"/>
+          <w:rFonts w:ascii="Brill" w:hAnsi="Brill"/>
           <w:color w:val="000000" w:themeColor="text1"/>
           <w:lang w:val="es-ES"/>
         </w:rPr>
@@ -20,7 +20,7 @@
       </w:r>
       <w:r>
         <w:rPr>
-          <w:rFonts w:ascii="Garamond" w:hAnsi="Garamond"/>
+          <w:rFonts w:ascii="Brill" w:hAnsi="Brill"/>
           <w:smallCaps/>
           <w:color w:val="000000" w:themeColor="text1"/>
           <w:lang w:val="es-ES"/>
@@ -29,35 +29,17 @@
       </w:r>
       <w:r>
         <w:rPr>
-          <w:rFonts w:ascii="Garamond" w:hAnsi="Garamond"/>
+          <w:rFonts w:ascii="Brill" w:hAnsi="Brill"/>
           <w:color w:val="000000" w:themeColor="text1"/>
           <w:lang w:val="es-ES"/>
         </w:rPr>
-        <w:t xml:space="preserve">. ¿Qué figura </w:t>
-      </w:r>
-      <w:proofErr w:type="spellStart"/>
-      <w:r>
-        <w:rPr>
-          <w:rFonts w:ascii="Garamond" w:hAnsi="Garamond"/>
-          <w:color w:val="000000" w:themeColor="text1"/>
-          <w:lang w:val="es-ES"/>
-        </w:rPr>
-        <w:t>á</w:t>
-      </w:r>
-      <w:proofErr w:type="spellEnd"/>
-      <w:r>
-        <w:rPr>
-          <w:rFonts w:ascii="Garamond" w:hAnsi="Garamond"/>
-          <w:color w:val="000000" w:themeColor="text1"/>
-          <w:lang w:val="es-ES"/>
-        </w:rPr>
-        <w:t xml:space="preserve"> Dios en sí?</w:t>
+        <w:t>. ¿Qué figura á Dios en sí?</w:t>
       </w:r>
     </w:p>
     <w:p>
       <w:pPr>
         <w:rPr>
-          <w:rFonts w:ascii="Garamond" w:hAnsi="Garamond"/>
+          <w:rFonts w:ascii="Brill" w:hAnsi="Brill"/>
           <w:color w:val="000000" w:themeColor="text1"/>
           <w:lang w:val="es-ES"/>
         </w:rPr>
@@ -66,13 +48,13 @@
     <w:p>
       <w:pPr>
         <w:rPr>
-          <w:rFonts w:ascii="Garamond" w:hAnsi="Garamond"/>
+          <w:rFonts w:ascii="Brill" w:hAnsi="Brill"/>
           <w:color w:val="FF0000"/>
         </w:rPr>
       </w:pPr>
       <w:r>
         <w:rPr>
-          <w:rFonts w:ascii="Garamond" w:hAnsi="Garamond"/>
+          <w:rFonts w:ascii="Brill" w:hAnsi="Brill"/>
           <w:color w:val="000000" w:themeColor="text1"/>
           <w:lang w:val="es-ES"/>
         </w:rPr>
@@ -80,7 +62,7 @@
       </w:r>
       <w:r>
         <w:rPr>
-          <w:rFonts w:ascii="Garamond" w:hAnsi="Garamond"/>
+          <w:rFonts w:ascii="Brill" w:hAnsi="Brill"/>
           <w:color w:val="000000" w:themeColor="text1"/>
           <w:lang w:val="es-ES"/>
         </w:rPr>
@@ -88,7 +70,7 @@
       </w:r>
       <w:r>
         <w:rPr>
-          <w:rFonts w:ascii="Garamond" w:hAnsi="Garamond"/>
+          <w:rFonts w:ascii="Brill" w:hAnsi="Brill"/>
           <w:color w:val="FF0000"/>
           <w:lang w:val="es-ES"/>
         </w:rPr>
@@ -96,7 +78,7 @@
       </w:r>
       <w:r>
         <w:rPr>
-          <w:rFonts w:ascii="Garamond" w:hAnsi="Garamond"/>
+          <w:rFonts w:ascii="Brill" w:hAnsi="Brill"/>
           <w:color w:val="FF0000"/>
           <w:lang w:val="es-ES"/>
         </w:rPr>
@@ -104,7 +86,7 @@
       </w:r>
       <w:r>
         <w:rPr>
-          <w:rFonts w:ascii="Garamond" w:hAnsi="Garamond"/>
+          <w:rFonts w:ascii="Brill" w:hAnsi="Brill"/>
           <w:color w:val="FF0000"/>
           <w:lang w:val="es-ES"/>
         </w:rPr>
@@ -112,7 +94,7 @@
       </w:r>
       <w:r>
         <w:rPr>
-          <w:rFonts w:ascii="Garamond" w:hAnsi="Garamond"/>
+          <w:rFonts w:ascii="Brill" w:hAnsi="Brill"/>
           <w:color w:val="FF0000"/>
           <w:lang w:val="es-ES"/>
         </w:rPr>
@@ -120,7 +102,7 @@
       </w:r>
       <w:r>
         <w:rPr>
-          <w:rFonts w:ascii="Garamond" w:hAnsi="Garamond"/>
+          <w:rFonts w:ascii="Brill" w:hAnsi="Brill"/>
           <w:smallCaps/>
           <w:color w:val="FF0000"/>
           <w:lang w:val="es-ES"/>
@@ -129,7 +111,7 @@
       </w:r>
       <w:r>
         <w:rPr>
-          <w:rFonts w:ascii="Garamond" w:hAnsi="Garamond"/>
+          <w:rFonts w:ascii="Brill" w:hAnsi="Brill"/>
           <w:color w:val="FF0000"/>
           <w:lang w:val="es-ES"/>
         </w:rPr>
@@ -137,7 +119,7 @@
       </w:r>
       <w:r>
         <w:rPr>
-          <w:rFonts w:ascii="Garamond" w:hAnsi="Garamond"/>
+          <w:rFonts w:ascii="Brill" w:hAnsi="Brill"/>
           <w:color w:val="FF0000"/>
           <w:lang w:val="es-ES"/>
         </w:rPr>
@@ -145,7 +127,7 @@
       </w:r>
       <w:r>
         <w:rPr>
-          <w:rFonts w:ascii="Garamond" w:hAnsi="Garamond"/>
+          <w:rFonts w:ascii="Brill" w:hAnsi="Brill"/>
           <w:color w:val="FF0000"/>
           <w:lang w:val="es-ES"/>
         </w:rPr>
@@ -153,7 +135,7 @@
       </w:r>
       <w:r>
         <w:rPr>
-          <w:rFonts w:ascii="Garamond" w:hAnsi="Garamond"/>
+          <w:rFonts w:ascii="Brill" w:hAnsi="Brill"/>
           <w:color w:val="FF0000"/>
           <w:lang w:val="es-ES"/>
         </w:rPr>
@@ -161,7 +143,7 @@
       </w:r>
       <w:r>
         <w:rPr>
-          <w:rFonts w:ascii="Garamond" w:hAnsi="Garamond"/>
+          <w:rFonts w:ascii="Brill" w:hAnsi="Brill"/>
           <w:color w:val="FF0000"/>
           <w:lang w:val="es-ES"/>
         </w:rPr>
@@ -169,25 +151,23 @@
       </w:r>
       <w:r>
         <w:rPr>
-          <w:rFonts w:ascii="Garamond" w:hAnsi="Garamond"/>
+          <w:rFonts w:ascii="Brill" w:hAnsi="Brill"/>
           <w:color w:val="FF0000"/>
           <w:lang w:val="es-ES"/>
         </w:rPr>
         <w:t xml:space="preserve"> figura </w:t>
       </w:r>
-      <w:proofErr w:type="spellStart"/>
-      <w:r>
-        <w:rPr>
-          <w:rFonts w:ascii="Garamond" w:hAnsi="Garamond"/>
+      <w:r>
+        <w:rPr>
+          <w:rFonts w:ascii="Brill" w:hAnsi="Brill"/>
           <w:color w:val="FF0000"/>
           <w:lang w:val="es-ES"/>
         </w:rPr>
         <w:t>á</w:t>
       </w:r>
-      <w:proofErr w:type="spellEnd"/>
-      <w:r>
-        <w:rPr>
-          <w:rFonts w:ascii="Garamond" w:hAnsi="Garamond"/>
+      <w:r>
+        <w:rPr>
+          <w:rFonts w:ascii="Brill" w:hAnsi="Brill"/>
           <w:color w:val="FF0000"/>
           <w:lang w:val="es-ES"/>
         </w:rPr>
@@ -195,7 +175,7 @@
       </w:r>
       <w:r>
         <w:rPr>
-          <w:rFonts w:ascii="Garamond" w:hAnsi="Garamond"/>
+          <w:rFonts w:ascii="Brill" w:hAnsi="Brill"/>
           <w:color w:val="FF0000"/>
           <w:lang w:val="es-ES"/>
         </w:rPr>
@@ -203,7 +183,7 @@
       </w:r>
       <w:r>
         <w:rPr>
-          <w:rFonts w:ascii="Garamond" w:hAnsi="Garamond"/>
+          <w:rFonts w:ascii="Brill" w:hAnsi="Brill"/>
           <w:color w:val="FF0000"/>
           <w:lang w:val="es-ES"/>
         </w:rPr>
@@ -211,7 +191,7 @@
       </w:r>
       <w:r>
         <w:rPr>
-          <w:rFonts w:ascii="Garamond" w:hAnsi="Garamond"/>
+          <w:rFonts w:ascii="Brill" w:hAnsi="Brill"/>
           <w:color w:val="FF0000"/>
           <w:lang w:val="es-ES"/>
         </w:rPr>
@@ -221,7 +201,7 @@
     <w:p>
       <w:pPr>
         <w:rPr>
-          <w:rFonts w:ascii="Garamond" w:eastAsia="Calibri" w:hAnsi="Garamond" w:cs="Times New Roman (Corps CS)"/>
+          <w:rFonts w:ascii="Brill" w:eastAsia="Calibri" w:hAnsi="Brill" w:cs="Times New Roman (Corps CS)"/>
           <w:color w:val="FF0000"/>
           <w:kern w:val="2"/>
           <w:lang w:val="es-ES"/>
@@ -230,57 +210,26 @@
       </w:pPr>
       <w:r>
         <w:rPr>
-          <w:rFonts w:ascii="Garamond" w:eastAsia="Calibri" w:hAnsi="Garamond" w:cs="Times New Roman (Corps CS)"/>
-          <w:kern w:val="2"/>
-          <w:lang w:val="es-ES"/>
-          <w14:ligatures w14:val="standardContextual"/>
-        </w:rPr>
-        <w:t xml:space="preserve">B: </w:t>
-      </w:r>
-      <w:r>
-        <w:rPr>
-          <w:rFonts w:ascii="Garamond" w:eastAsia="Calibri" w:hAnsi="Garamond" w:cs="Times New Roman (Corps CS)"/>
-          <w:kern w:val="2"/>
-          <w:lang w:val="es-ES"/>
-          <w14:ligatures w14:val="standardContextual"/>
-        </w:rPr>
-        <w:t>1ra</w:t>
-      </w:r>
-      <w:r>
-        <w:rPr>
-          <w:rFonts w:ascii="Garamond" w:eastAsia="Calibri" w:hAnsi="Garamond" w:cs="Times New Roman (Corps CS)"/>
-          <w:color w:val="FF0000"/>
-          <w:kern w:val="2"/>
-          <w:lang w:val="es-ES"/>
-          <w14:ligatures w14:val="standardContextual"/>
-        </w:rPr>
-        <w:t xml:space="preserve"> </w:t>
-      </w:r>
-      <w:proofErr w:type="spellStart"/>
-      <w:r>
-        <w:rPr>
-          <w:rFonts w:ascii="Garamond" w:eastAsia="Calibri" w:hAnsi="Garamond" w:cs="Times New Roman (Corps CS)"/>
-          <w:color w:val="FF0000"/>
-          <w:kern w:val="2"/>
-          <w:lang w:val="es-ES"/>
-          <w14:ligatures w14:val="standardContextual"/>
-        </w:rPr>
-        <w:t>Títolo</w:t>
-      </w:r>
-      <w:proofErr w:type="spellEnd"/>
-      <w:r>
-        <w:rPr>
-          <w:rFonts w:ascii="Garamond" w:eastAsia="Calibri" w:hAnsi="Garamond" w:cs="Times New Roman (Corps CS)"/>
-          <w:color w:val="FF0000"/>
-          <w:kern w:val="2"/>
-          <w:lang w:val="es-ES"/>
-          <w14:ligatures w14:val="standardContextual"/>
-        </w:rPr>
-        <w:t xml:space="preserve"> </w:t>
-      </w:r>
-      <w:r>
-        <w:rPr>
-          <w:rFonts w:ascii="Garamond" w:eastAsia="Calibri" w:hAnsi="Garamond" w:cs="Times New Roman (Corps CS)"/>
+          <w:rFonts w:ascii="Brill" w:eastAsia="Calibri" w:hAnsi="Brill" w:cs="Times New Roman (Corps CS)"/>
+          <w:kern w:val="2"/>
+          <w:lang w:val="es-ES"/>
+          <w14:ligatures w14:val="standardContextual"/>
+        </w:rPr>
+        <w:t>B: 1ra</w:t>
+      </w:r>
+      <w:r>
+        <w:rPr>
+          <w:rFonts w:ascii="Brill" w:eastAsia="Calibri" w:hAnsi="Brill" w:cs="Times New Roman (Corps CS)"/>
+          <w:color w:val="FF0000"/>
+          <w:kern w:val="2"/>
+          <w:lang w:val="es-ES"/>
+          <w14:ligatures w14:val="standardContextual"/>
+        </w:rPr>
+        <w:t xml:space="preserve"> Títolo </w:t>
+      </w:r>
+      <w:r>
+        <w:rPr>
+          <w:rFonts w:ascii="Brill" w:eastAsia="Calibri" w:hAnsi="Brill" w:cs="Times New Roman (Corps CS)"/>
           <w:smallCaps/>
           <w:color w:val="FF0000"/>
           <w:kern w:val="2"/>
@@ -291,41 +240,19 @@
       </w:r>
       <w:r>
         <w:rPr>
-          <w:rFonts w:ascii="Garamond" w:eastAsia="Calibri" w:hAnsi="Garamond" w:cs="Times New Roman (Corps CS)"/>
-          <w:color w:val="FF0000"/>
-          <w:kern w:val="2"/>
-          <w:lang w:val="es-ES"/>
-          <w14:ligatures w14:val="standardContextual"/>
-        </w:rPr>
-        <w:t xml:space="preserve">. ¿Qué figura </w:t>
-      </w:r>
-      <w:proofErr w:type="spellStart"/>
-      <w:r>
-        <w:rPr>
-          <w:rFonts w:ascii="Garamond" w:eastAsia="Calibri" w:hAnsi="Garamond" w:cs="Times New Roman (Corps CS)"/>
-          <w:color w:val="FF0000"/>
-          <w:kern w:val="2"/>
-          <w:lang w:val="es-ES"/>
-          <w14:ligatures w14:val="standardContextual"/>
-        </w:rPr>
-        <w:t>ha</w:t>
-      </w:r>
-      <w:proofErr w:type="spellEnd"/>
-      <w:r>
-        <w:rPr>
-          <w:rFonts w:ascii="Garamond" w:eastAsia="Calibri" w:hAnsi="Garamond" w:cs="Times New Roman (Corps CS)"/>
-          <w:color w:val="FF0000"/>
-          <w:kern w:val="2"/>
-          <w:lang w:val="es-ES"/>
-          <w14:ligatures w14:val="standardContextual"/>
-        </w:rPr>
-        <w:t xml:space="preserve"> Dios en sí?</w:t>
+          <w:rFonts w:ascii="Brill" w:eastAsia="Calibri" w:hAnsi="Brill" w:cs="Times New Roman (Corps CS)"/>
+          <w:color w:val="FF0000"/>
+          <w:kern w:val="2"/>
+          <w:lang w:val="es-ES"/>
+          <w14:ligatures w14:val="standardContextual"/>
+        </w:rPr>
+        <w:t>. ¿Qué figura ha Dios en sí?</w:t>
       </w:r>
     </w:p>
     <w:p>
       <w:pPr>
         <w:rPr>
-          <w:rFonts w:ascii="Garamond" w:eastAsia="Calibri" w:hAnsi="Garamond" w:cs="Times New Roman (Corps CS)"/>
+          <w:rFonts w:ascii="Brill" w:eastAsia="Calibri" w:hAnsi="Brill" w:cs="Times New Roman (Corps CS)"/>
           <w:color w:val="FF0000"/>
           <w:kern w:val="2"/>
           <w:lang w:val="es-ES"/>
@@ -334,47 +261,26 @@
       </w:pPr>
       <w:r>
         <w:rPr>
-          <w:rFonts w:ascii="Garamond" w:eastAsia="Calibri" w:hAnsi="Garamond" w:cs="Times New Roman (Corps CS)"/>
-          <w:kern w:val="2"/>
-          <w:lang w:val="es-ES"/>
-          <w14:ligatures w14:val="standardContextual"/>
-        </w:rPr>
-        <w:t xml:space="preserve">B: </w:t>
-      </w:r>
-      <w:r>
-        <w:rPr>
-          <w:rFonts w:ascii="Garamond" w:eastAsia="Calibri" w:hAnsi="Garamond" w:cs="Times New Roman (Corps CS)"/>
-          <w:kern w:val="2"/>
-          <w:lang w:val="es-ES"/>
-          <w14:ligatures w14:val="standardContextual"/>
-        </w:rPr>
-        <w:t xml:space="preserve">11ra </w:t>
-      </w:r>
-      <w:proofErr w:type="spellStart"/>
-      <w:r>
-        <w:rPr>
-          <w:rFonts w:ascii="Garamond" w:eastAsia="Calibri" w:hAnsi="Garamond" w:cs="Times New Roman (Corps CS)"/>
-          <w:color w:val="FF0000"/>
-          <w:kern w:val="2"/>
-          <w:lang w:val="es-ES"/>
-          <w14:ligatures w14:val="standardContextual"/>
-        </w:rPr>
-        <w:t>Títolo</w:t>
-      </w:r>
-      <w:proofErr w:type="spellEnd"/>
-      <w:r>
-        <w:rPr>
-          <w:rFonts w:ascii="Garamond" w:eastAsia="Calibri" w:hAnsi="Garamond" w:cs="Times New Roman (Corps CS)"/>
-          <w:color w:val="FF0000"/>
-          <w:kern w:val="2"/>
-          <w:lang w:val="es-ES"/>
-          <w14:ligatures w14:val="standardContextual"/>
-        </w:rPr>
-        <w:t xml:space="preserve"> </w:t>
-      </w:r>
-      <w:r>
-        <w:rPr>
-          <w:rFonts w:ascii="Garamond" w:eastAsia="Calibri" w:hAnsi="Garamond" w:cs="Times New Roman (Corps CS)"/>
+          <w:rFonts w:ascii="Brill" w:eastAsia="Calibri" w:hAnsi="Brill" w:cs="Times New Roman (Corps CS)"/>
+          <w:kern w:val="2"/>
+          <w:lang w:val="es-ES"/>
+          <w14:ligatures w14:val="standardContextual"/>
+        </w:rPr>
+        <w:t xml:space="preserve">B: 11ra </w:t>
+      </w:r>
+      <w:r>
+        <w:rPr>
+          <w:rFonts w:ascii="Brill" w:eastAsia="Calibri" w:hAnsi="Brill" w:cs="Times New Roman (Corps CS)"/>
+          <w:color w:val="FF0000"/>
+          <w:kern w:val="2"/>
+          <w:lang w:val="es-ES"/>
+          <w14:ligatures w14:val="standardContextual"/>
+        </w:rPr>
+        <w:t xml:space="preserve">Títolo </w:t>
+      </w:r>
+      <w:r>
+        <w:rPr>
+          <w:rFonts w:ascii="Brill" w:eastAsia="Calibri" w:hAnsi="Brill" w:cs="Times New Roman (Corps CS)"/>
           <w:smallCaps/>
           <w:color w:val="FF0000"/>
           <w:kern w:val="2"/>
@@ -385,47 +291,25 @@
       </w:r>
       <w:r>
         <w:rPr>
-          <w:rFonts w:ascii="Garamond" w:eastAsia="Calibri" w:hAnsi="Garamond" w:cs="Times New Roman (Corps CS)"/>
-          <w:color w:val="FF0000"/>
-          <w:kern w:val="2"/>
-          <w:lang w:val="es-ES"/>
-          <w14:ligatures w14:val="standardContextual"/>
-        </w:rPr>
-        <w:t xml:space="preserve"> ¿Qué figura </w:t>
-      </w:r>
-      <w:proofErr w:type="spellStart"/>
-      <w:r>
-        <w:rPr>
-          <w:rFonts w:ascii="Garamond" w:eastAsia="Calibri" w:hAnsi="Garamond" w:cs="Times New Roman (Corps CS)"/>
-          <w:color w:val="FF0000"/>
-          <w:kern w:val="2"/>
-          <w:lang w:val="es-ES"/>
-          <w14:ligatures w14:val="standardContextual"/>
-        </w:rPr>
-        <w:t>ha</w:t>
-      </w:r>
-      <w:proofErr w:type="spellEnd"/>
-      <w:r>
-        <w:rPr>
-          <w:rFonts w:ascii="Garamond" w:eastAsia="Calibri" w:hAnsi="Garamond" w:cs="Times New Roman (Corps CS)"/>
-          <w:color w:val="FF0000"/>
-          <w:kern w:val="2"/>
-          <w:lang w:val="es-ES"/>
-          <w14:ligatures w14:val="standardContextual"/>
-        </w:rPr>
-        <w:t xml:space="preserve"> Dios en sí?</w:t>
+          <w:rFonts w:ascii="Brill" w:eastAsia="Calibri" w:hAnsi="Brill" w:cs="Times New Roman (Corps CS)"/>
+          <w:color w:val="FF0000"/>
+          <w:kern w:val="2"/>
+          <w:lang w:val="es-ES"/>
+          <w14:ligatures w14:val="standardContextual"/>
+        </w:rPr>
+        <w:t xml:space="preserve"> ¿Qué figura ha Dios en sí?</w:t>
       </w:r>
     </w:p>
     <w:p>
       <w:pPr>
         <w:rPr>
-          <w:rFonts w:ascii="Garamond" w:hAnsi="Garamond"/>
+          <w:rFonts w:ascii="Brill" w:hAnsi="Brill"/>
           <w:color w:val="FF0000"/>
         </w:rPr>
       </w:pPr>
       <w:r>
         <w:rPr>
-          <w:rFonts w:ascii="Garamond" w:hAnsi="Garamond"/>
+          <w:rFonts w:ascii="Brill" w:hAnsi="Brill"/>
           <w:color w:val="000000" w:themeColor="text1"/>
           <w:lang w:val="es-ES"/>
         </w:rPr>
@@ -433,38 +317,22 @@
       </w:r>
       <w:r>
         <w:rPr>
-          <w:rFonts w:ascii="Garamond" w:hAnsi="Garamond"/>
+          <w:rFonts w:ascii="Brill" w:hAnsi="Brill"/>
           <w:color w:val="000000" w:themeColor="text1"/>
         </w:rPr>
         <w:t xml:space="preserve">1r </w:t>
       </w:r>
       <w:r>
         <w:rPr>
-          <w:rFonts w:ascii="Garamond" w:hAnsi="Garamond"/>
-          <w:color w:val="FF0000"/>
-          <w:lang w:val="es-ES"/>
-        </w:rPr>
-        <w:t>Cap</w:t>
-      </w:r>
-      <w:r>
-        <w:rPr>
-          <w:rFonts w:ascii="Garamond" w:hAnsi="Garamond"/>
-          <w:color w:val="FF0000"/>
-          <w:lang w:val="es-ES"/>
-        </w:rPr>
-        <w:t>í</w:t>
-      </w:r>
-      <w:r>
-        <w:rPr>
-          <w:rFonts w:ascii="Garamond" w:hAnsi="Garamond"/>
-          <w:color w:val="FF0000"/>
-          <w:lang w:val="es-ES"/>
-        </w:rPr>
-        <w:t xml:space="preserve">tulo </w:t>
-      </w:r>
-      <w:r>
-        <w:rPr>
-          <w:rFonts w:ascii="Garamond" w:hAnsi="Garamond"/>
+          <w:rFonts w:ascii="Brill" w:hAnsi="Brill"/>
+          <w:color w:val="FF0000"/>
+          <w:lang w:val="es-ES"/>
+        </w:rPr>
+        <w:t xml:space="preserve">Capítulo </w:t>
+      </w:r>
+      <w:r>
+        <w:rPr>
+          <w:rFonts w:ascii="Brill" w:hAnsi="Brill"/>
           <w:smallCaps/>
           <w:color w:val="FF0000"/>
         </w:rPr>
@@ -472,7 +340,7 @@
       </w:r>
       <w:r>
         <w:rPr>
-          <w:rFonts w:ascii="Garamond" w:hAnsi="Garamond"/>
+          <w:rFonts w:ascii="Brill" w:hAnsi="Brill"/>
           <w:smallCaps/>
           <w:color w:val="FF0000"/>
           <w:lang w:val="es-ES"/>
@@ -481,96 +349,30 @@
       </w:r>
       <w:r>
         <w:rPr>
-          <w:rFonts w:ascii="Garamond" w:hAnsi="Garamond"/>
+          <w:rFonts w:ascii="Brill" w:hAnsi="Brill"/>
           <w:color w:val="FF0000"/>
         </w:rPr>
         <w:t xml:space="preserve"> </w:t>
       </w:r>
       <w:r>
         <w:rPr>
-          <w:rFonts w:ascii="Garamond" w:hAnsi="Garamond"/>
-          <w:color w:val="FF0000"/>
-          <w:lang w:val="es-ES"/>
-        </w:rPr>
-        <w:t>¿Q</w:t>
-      </w:r>
-      <w:r>
-        <w:rPr>
-          <w:rFonts w:ascii="Garamond" w:hAnsi="Garamond"/>
-          <w:color w:val="FF0000"/>
-          <w:lang w:val="es-ES"/>
-        </w:rPr>
-        <w:t>u</w:t>
-      </w:r>
-      <w:r>
-        <w:rPr>
-          <w:rFonts w:ascii="Garamond" w:hAnsi="Garamond"/>
-          <w:color w:val="FF0000"/>
-          <w:lang w:val="es-ES"/>
-        </w:rPr>
-        <w:t>é</w:t>
-      </w:r>
-      <w:r>
-        <w:rPr>
-          <w:rFonts w:ascii="Garamond" w:hAnsi="Garamond"/>
-          <w:color w:val="FF0000"/>
-          <w:lang w:val="es-ES"/>
-        </w:rPr>
-        <w:t xml:space="preserve"> figura </w:t>
-      </w:r>
-      <w:proofErr w:type="spellStart"/>
-      <w:r>
-        <w:rPr>
-          <w:rFonts w:ascii="Garamond" w:hAnsi="Garamond"/>
-          <w:color w:val="FF0000"/>
-          <w:lang w:val="es-ES"/>
-        </w:rPr>
-        <w:t>ha</w:t>
-      </w:r>
-      <w:proofErr w:type="spellEnd"/>
-      <w:r>
-        <w:rPr>
-          <w:rFonts w:ascii="Garamond" w:hAnsi="Garamond"/>
-          <w:color w:val="FF0000"/>
-          <w:lang w:val="es-ES"/>
-        </w:rPr>
-        <w:t xml:space="preserve"> </w:t>
-      </w:r>
-      <w:r>
-        <w:rPr>
-          <w:rFonts w:ascii="Garamond" w:hAnsi="Garamond"/>
-          <w:color w:val="FF0000"/>
-          <w:lang w:val="es-ES"/>
-        </w:rPr>
-        <w:t>D</w:t>
-      </w:r>
-      <w:r>
-        <w:rPr>
-          <w:rFonts w:ascii="Garamond" w:hAnsi="Garamond"/>
-          <w:color w:val="FF0000"/>
-          <w:lang w:val="es-ES"/>
-        </w:rPr>
-        <w:t>ios en s</w:t>
-      </w:r>
-      <w:r>
-        <w:rPr>
-          <w:rFonts w:ascii="Garamond" w:hAnsi="Garamond"/>
-          <w:color w:val="FF0000"/>
-          <w:lang w:val="es-ES"/>
-        </w:rPr>
-        <w:t>í?</w:t>
+          <w:rFonts w:ascii="Brill" w:hAnsi="Brill"/>
+          <w:color w:val="FF0000"/>
+          <w:lang w:val="es-ES"/>
+        </w:rPr>
+        <w:t>¿Qué figura ha Dios en sí?</w:t>
       </w:r>
     </w:p>
     <w:p>
       <w:pPr>
         <w:rPr>
-          <w:rFonts w:ascii="Garamond" w:hAnsi="Garamond"/>
+          <w:rFonts w:ascii="Brill" w:hAnsi="Brill"/>
           <w:color w:val="FF0000"/>
         </w:rPr>
       </w:pPr>
       <w:r>
         <w:rPr>
-          <w:rFonts w:ascii="Garamond" w:hAnsi="Garamond"/>
+          <w:rFonts w:ascii="Brill" w:hAnsi="Brill"/>
           <w:color w:val="000000" w:themeColor="text1"/>
           <w:lang w:val="es-ES"/>
         </w:rPr>
@@ -578,31 +380,15 @@
       </w:r>
       <w:r>
         <w:rPr>
-          <w:rFonts w:ascii="Garamond" w:hAnsi="Garamond"/>
-          <w:color w:val="FF0000"/>
-          <w:lang w:val="es-ES"/>
-        </w:rPr>
-        <w:t>Cap</w:t>
-      </w:r>
-      <w:r>
-        <w:rPr>
-          <w:rFonts w:ascii="Garamond" w:hAnsi="Garamond"/>
-          <w:color w:val="FF0000"/>
-          <w:lang w:val="es-ES"/>
-        </w:rPr>
-        <w:t>í</w:t>
-      </w:r>
-      <w:r>
-        <w:rPr>
-          <w:rFonts w:ascii="Garamond" w:hAnsi="Garamond"/>
-          <w:color w:val="FF0000"/>
-          <w:lang w:val="es-ES"/>
-        </w:rPr>
-        <w:t xml:space="preserve">tulo </w:t>
-      </w:r>
-      <w:r>
-        <w:rPr>
-          <w:rFonts w:ascii="Garamond" w:hAnsi="Garamond"/>
+          <w:rFonts w:ascii="Brill" w:hAnsi="Brill"/>
+          <w:color w:val="FF0000"/>
+          <w:lang w:val="es-ES"/>
+        </w:rPr>
+        <w:t xml:space="preserve">Capítulo </w:t>
+      </w:r>
+      <w:r>
+        <w:rPr>
+          <w:rFonts w:ascii="Brill" w:hAnsi="Brill"/>
           <w:smallCaps/>
           <w:color w:val="FF0000"/>
         </w:rPr>
@@ -610,7 +396,7 @@
       </w:r>
       <w:r>
         <w:rPr>
-          <w:rFonts w:ascii="Garamond" w:hAnsi="Garamond"/>
+          <w:rFonts w:ascii="Brill" w:hAnsi="Brill"/>
           <w:smallCaps/>
           <w:color w:val="FF0000"/>
           <w:lang w:val="es-ES"/>
@@ -619,97 +405,31 @@
       </w:r>
       <w:r>
         <w:rPr>
-          <w:rFonts w:ascii="Garamond" w:hAnsi="Garamond"/>
+          <w:rFonts w:ascii="Brill" w:hAnsi="Brill"/>
           <w:color w:val="FF0000"/>
         </w:rPr>
         <w:t xml:space="preserve"> </w:t>
       </w:r>
       <w:r>
         <w:rPr>
-          <w:rFonts w:ascii="Garamond" w:hAnsi="Garamond"/>
-          <w:color w:val="FF0000"/>
-          <w:lang w:val="es-ES"/>
-        </w:rPr>
-        <w:t>¿Q</w:t>
-      </w:r>
-      <w:r>
-        <w:rPr>
-          <w:rFonts w:ascii="Garamond" w:hAnsi="Garamond"/>
-          <w:color w:val="FF0000"/>
-          <w:lang w:val="es-ES"/>
-        </w:rPr>
-        <w:t>u</w:t>
-      </w:r>
-      <w:r>
-        <w:rPr>
-          <w:rFonts w:ascii="Garamond" w:hAnsi="Garamond"/>
-          <w:color w:val="FF0000"/>
-          <w:lang w:val="es-ES"/>
-        </w:rPr>
-        <w:t>é</w:t>
-      </w:r>
-      <w:r>
-        <w:rPr>
-          <w:rFonts w:ascii="Garamond" w:hAnsi="Garamond"/>
-          <w:color w:val="FF0000"/>
-          <w:lang w:val="es-ES"/>
-        </w:rPr>
-        <w:t xml:space="preserve"> figura </w:t>
-      </w:r>
-      <w:proofErr w:type="spellStart"/>
-      <w:r>
-        <w:rPr>
-          <w:rFonts w:ascii="Garamond" w:hAnsi="Garamond"/>
-          <w:color w:val="FF0000"/>
-          <w:lang w:val="es-ES"/>
-        </w:rPr>
-        <w:t>ha</w:t>
-      </w:r>
-      <w:proofErr w:type="spellEnd"/>
-      <w:r>
-        <w:rPr>
-          <w:rFonts w:ascii="Garamond" w:hAnsi="Garamond"/>
-          <w:color w:val="FF0000"/>
-          <w:lang w:val="es-ES"/>
-        </w:rPr>
-        <w:t xml:space="preserve"> </w:t>
-      </w:r>
-      <w:r>
-        <w:rPr>
-          <w:rFonts w:ascii="Garamond" w:hAnsi="Garamond"/>
-          <w:color w:val="FF0000"/>
-          <w:lang w:val="es-ES"/>
-        </w:rPr>
-        <w:t>D</w:t>
-      </w:r>
-      <w:r>
-        <w:rPr>
-          <w:rFonts w:ascii="Garamond" w:hAnsi="Garamond"/>
-          <w:color w:val="FF0000"/>
-          <w:lang w:val="es-ES"/>
-        </w:rPr>
-        <w:t>ios en s</w:t>
-      </w:r>
-      <w:r>
-        <w:rPr>
-          <w:rFonts w:ascii="Garamond" w:hAnsi="Garamond"/>
-          <w:color w:val="FF0000"/>
-          <w:lang w:val="es-ES"/>
-        </w:rPr>
-        <w:t>í?</w:t>
+          <w:rFonts w:ascii="Brill" w:hAnsi="Brill"/>
+          <w:color w:val="FF0000"/>
+          <w:lang w:val="es-ES"/>
+        </w:rPr>
+        <w:t>¿Qué figura ha Dios en sí?</w:t>
       </w:r>
     </w:p>
     <w:p>
       <w:pPr>
         <w:rPr>
-          <w:rFonts w:ascii="Garamond" w:hAnsi="Garamond"/>
+          <w:rFonts w:ascii="Brill" w:hAnsi="Brill"/>
           <w:color w:val="FF0000"/>
           <w:lang w:val="es-ES"/>
         </w:rPr>
       </w:pPr>
       <w:r>
         <w:rPr>
-          <w:rFonts w:ascii="Garamond" w:hAnsi="Garamond"/>
+          <w:rFonts w:ascii="Brill" w:hAnsi="Brill"/>
           <w:color w:val="000000" w:themeColor="text1"/>
           <w:lang w:val="es-ES"/>
         </w:rPr>
@@ -717,7 +437,7 @@
       </w:r>
       <w:r>
         <w:rPr>
-          <w:rFonts w:ascii="Garamond" w:hAnsi="Garamond"/>
+          <w:rFonts w:ascii="Brill" w:hAnsi="Brill"/>
           <w:color w:val="000000" w:themeColor="text1"/>
           <w:lang w:val="es-ES"/>
         </w:rPr>
@@ -725,15 +445,89 @@
       </w:r>
       <w:r>
         <w:rPr>
-          <w:rFonts w:ascii="Garamond" w:hAnsi="Garamond"/>
-          <w:color w:val="FF0000"/>
-          <w:lang w:val="es-ES"/>
-        </w:rPr>
-        <w:t>Cap</w:t>
-      </w:r>
-      <w:r>
-        <w:rPr>
-          <w:rFonts w:ascii="Garamond" w:hAnsi="Garamond"/>
+          <w:rFonts w:ascii="Brill" w:hAnsi="Brill"/>
+          <w:color w:val="FF0000"/>
+          <w:lang w:val="es-ES"/>
+        </w:rPr>
+        <w:t xml:space="preserve">Capítulo </w:t>
+      </w:r>
+      <w:r>
+        <w:rPr>
+          <w:rFonts w:ascii="Brill" w:hAnsi="Brill"/>
+          <w:smallCaps/>
+          <w:color w:val="FF0000"/>
+          <w:lang w:val="es-ES"/>
+        </w:rPr>
+        <w:t>xxvii</w:t>
+      </w:r>
+      <w:r>
+        <w:rPr>
+          <w:rFonts w:ascii="Brill" w:hAnsi="Brill"/>
+          <w:smallCaps/>
+          <w:color w:val="FF0000"/>
+          <w:lang w:val="es-ES"/>
+        </w:rPr>
+        <w:t>.</w:t>
+      </w:r>
+      <w:r>
+        <w:rPr>
+          <w:rFonts w:ascii="Brill" w:hAnsi="Brill"/>
+          <w:color w:val="FF0000"/>
+          <w:lang w:val="es-ES"/>
+        </w:rPr>
+        <w:t xml:space="preserve"> </w:t>
+      </w:r>
+      <w:r>
+        <w:rPr>
+          <w:rFonts w:ascii="Brill" w:hAnsi="Brill"/>
+          <w:color w:val="FF0000"/>
+          <w:lang w:val="es-ES"/>
+        </w:rPr>
+        <w:t>D</w:t>
+      </w:r>
+      <w:r>
+        <w:rPr>
+          <w:rFonts w:ascii="Brill" w:hAnsi="Brill"/>
+          <w:color w:val="FF0000"/>
+          <w:lang w:val="es-ES"/>
+        </w:rPr>
+        <w:t>emanda de c</w:t>
+      </w:r>
+      <w:r>
+        <w:rPr>
+          <w:rFonts w:ascii="Brill" w:hAnsi="Brill"/>
+          <w:color w:val="FF0000"/>
+          <w:lang w:val="es-ES"/>
+        </w:rPr>
+        <w:t>ó</w:t>
+      </w:r>
+      <w:r>
+        <w:rPr>
+          <w:rFonts w:ascii="Brill" w:hAnsi="Brill"/>
+          <w:color w:val="FF0000"/>
+          <w:lang w:val="es-ES"/>
+        </w:rPr>
+        <w:t>mo me da a entender que qu</w:t>
+      </w:r>
+      <w:r>
+        <w:rPr>
+          <w:rFonts w:ascii="Brill" w:hAnsi="Brill"/>
+          <w:color w:val="FF0000"/>
+          <w:lang w:val="es-ES"/>
+        </w:rPr>
+        <w:t>é</w:t>
+      </w:r>
+      <w:r>
+        <w:rPr>
+          <w:rFonts w:ascii="Brill" w:hAnsi="Brill"/>
+          <w:color w:val="FF0000"/>
+          <w:lang w:val="es-ES"/>
+        </w:rPr>
+        <w:t xml:space="preserve"> figura av</w:t>
+      </w:r>
+      <w:r>
+        <w:rPr>
+          <w:rFonts w:ascii="Brill" w:hAnsi="Brill"/>
           <w:color w:val="FF0000"/>
           <w:lang w:val="es-ES"/>
         </w:rPr>
@@ -741,43 +535,15 @@
       </w:r>
       <w:r>
         <w:rPr>
-          <w:rFonts w:ascii="Garamond" w:hAnsi="Garamond"/>
-          <w:color w:val="FF0000"/>
-          <w:lang w:val="es-ES"/>
-        </w:rPr>
-        <w:t xml:space="preserve">tulo </w:t>
-      </w:r>
-      <w:proofErr w:type="spellStart"/>
-      <w:r>
-        <w:rPr>
-          <w:rFonts w:ascii="Garamond" w:hAnsi="Garamond"/>
-          <w:smallCaps/>
-          <w:color w:val="FF0000"/>
-          <w:lang w:val="es-ES"/>
-        </w:rPr>
-        <w:t>xxvii</w:t>
-      </w:r>
-      <w:proofErr w:type="spellEnd"/>
-      <w:r>
-        <w:rPr>
-          <w:rFonts w:ascii="Garamond" w:hAnsi="Garamond"/>
-          <w:smallCaps/>
-          <w:color w:val="FF0000"/>
-          <w:lang w:val="es-ES"/>
-        </w:rPr>
-        <w:t>.</w:t>
-      </w:r>
-      <w:r>
-        <w:rPr>
-          <w:rFonts w:ascii="Garamond" w:hAnsi="Garamond"/>
-          <w:color w:val="FF0000"/>
-          <w:lang w:val="es-ES"/>
-        </w:rPr>
-        <w:t xml:space="preserve"> </w:t>
-      </w:r>
-      <w:r>
-        <w:rPr>
-          <w:rFonts w:ascii="Garamond" w:hAnsi="Garamond"/>
+          <w:rFonts w:ascii="Brill" w:hAnsi="Brill"/>
+          <w:color w:val="FF0000"/>
+          <w:lang w:val="es-ES"/>
+        </w:rPr>
+        <w:t xml:space="preserve">a </w:t>
+      </w:r>
+      <w:r>
+        <w:rPr>
+          <w:rFonts w:ascii="Brill" w:hAnsi="Brill"/>
           <w:color w:val="FF0000"/>
           <w:lang w:val="es-ES"/>
         </w:rPr>
@@ -785,71 +551,7 @@
       </w:r>
       <w:r>
         <w:rPr>
-          <w:rFonts w:ascii="Garamond" w:hAnsi="Garamond"/>
-          <w:color w:val="FF0000"/>
-          <w:lang w:val="es-ES"/>
-        </w:rPr>
-        <w:t>emanda de c</w:t>
-      </w:r>
-      <w:r>
-        <w:rPr>
-          <w:rFonts w:ascii="Garamond" w:hAnsi="Garamond"/>
-          <w:color w:val="FF0000"/>
-          <w:lang w:val="es-ES"/>
-        </w:rPr>
-        <w:t>ó</w:t>
-      </w:r>
-      <w:r>
-        <w:rPr>
-          <w:rFonts w:ascii="Garamond" w:hAnsi="Garamond"/>
-          <w:color w:val="FF0000"/>
-          <w:lang w:val="es-ES"/>
-        </w:rPr>
-        <w:t>mo me da a entender que qu</w:t>
-      </w:r>
-      <w:r>
-        <w:rPr>
-          <w:rFonts w:ascii="Garamond" w:hAnsi="Garamond"/>
-          <w:color w:val="FF0000"/>
-          <w:lang w:val="es-ES"/>
-        </w:rPr>
-        <w:t>é</w:t>
-      </w:r>
-      <w:r>
-        <w:rPr>
-          <w:rFonts w:ascii="Garamond" w:hAnsi="Garamond"/>
-          <w:color w:val="FF0000"/>
-          <w:lang w:val="es-ES"/>
-        </w:rPr>
-        <w:t xml:space="preserve"> figura av</w:t>
-      </w:r>
-      <w:r>
-        <w:rPr>
-          <w:rFonts w:ascii="Garamond" w:hAnsi="Garamond"/>
-          <w:color w:val="FF0000"/>
-          <w:lang w:val="es-ES"/>
-        </w:rPr>
-        <w:t>í</w:t>
-      </w:r>
-      <w:r>
-        <w:rPr>
-          <w:rFonts w:ascii="Garamond" w:hAnsi="Garamond"/>
-          <w:color w:val="FF0000"/>
-          <w:lang w:val="es-ES"/>
-        </w:rPr>
-        <w:t xml:space="preserve">a </w:t>
-      </w:r>
-      <w:r>
-        <w:rPr>
-          <w:rFonts w:ascii="Garamond" w:hAnsi="Garamond"/>
-          <w:color w:val="FF0000"/>
-          <w:lang w:val="es-ES"/>
-        </w:rPr>
-        <w:t>D</w:t>
-      </w:r>
-      <w:r>
-        <w:rPr>
-          <w:rFonts w:ascii="Garamond" w:hAnsi="Garamond"/>
+          <w:rFonts w:ascii="Brill" w:hAnsi="Brill"/>
           <w:color w:val="FF0000"/>
           <w:lang w:val="es-ES"/>
         </w:rPr>
@@ -857,7 +559,7 @@
       </w:r>
       <w:r>
         <w:rPr>
-          <w:rFonts w:ascii="Garamond" w:hAnsi="Garamond"/>
+          <w:rFonts w:ascii="Brill" w:hAnsi="Brill"/>
           <w:color w:val="FF0000"/>
           <w:lang w:val="es-ES"/>
         </w:rPr>
@@ -865,174 +567,155 @@
       </w:r>
       <w:r>
         <w:rPr>
-          <w:rFonts w:ascii="Garamond" w:hAnsi="Garamond"/>
+          <w:rFonts w:ascii="Brill" w:hAnsi="Brill"/>
           <w:color w:val="FF0000"/>
           <w:lang w:val="es-ES"/>
         </w:rPr>
         <w:t xml:space="preserve">uando dixo </w:t>
       </w:r>
-      <w:proofErr w:type="spellStart"/>
-      <w:r>
-        <w:rPr>
-          <w:rFonts w:ascii="Garamond" w:hAnsi="Garamond"/>
+      <w:r>
+        <w:rPr>
+          <w:rFonts w:ascii="Brill" w:hAnsi="Brill"/>
           <w:i/>
           <w:iCs/>
           <w:color w:val="FF0000"/>
           <w:lang w:val="es-ES"/>
         </w:rPr>
-        <w:t>fagamos</w:t>
-      </w:r>
-      <w:proofErr w:type="spellEnd"/>
-      <w:r>
-        <w:rPr>
-          <w:rFonts w:ascii="Garamond" w:hAnsi="Garamond"/>
+        <w:t xml:space="preserve">fagamos ombre a </w:t>
+      </w:r>
+      <w:r>
+        <w:rPr>
+          <w:rFonts w:ascii="Brill" w:hAnsi="Brill"/>
           <w:i/>
           <w:iCs/>
           <w:color w:val="FF0000"/>
           <w:lang w:val="es-ES"/>
         </w:rPr>
-        <w:t xml:space="preserve"> </w:t>
-      </w:r>
-      <w:proofErr w:type="spellStart"/>
-      <w:r>
-        <w:rPr>
-          <w:rFonts w:ascii="Garamond" w:hAnsi="Garamond"/>
+        <w:t>N</w:t>
+      </w:r>
+      <w:r>
+        <w:rPr>
+          <w:rFonts w:ascii="Brill" w:hAnsi="Brill"/>
           <w:i/>
           <w:iCs/>
           <w:color w:val="FF0000"/>
           <w:lang w:val="es-ES"/>
         </w:rPr>
-        <w:t>ombre</w:t>
-      </w:r>
-      <w:proofErr w:type="spellEnd"/>
-      <w:r>
-        <w:rPr>
-          <w:rFonts w:ascii="Garamond" w:hAnsi="Garamond"/>
+        <w:t xml:space="preserve">uestra imagen e a </w:t>
+      </w:r>
+      <w:r>
+        <w:rPr>
+          <w:rFonts w:ascii="Brill" w:hAnsi="Brill"/>
           <w:i/>
           <w:iCs/>
           <w:color w:val="FF0000"/>
           <w:lang w:val="es-ES"/>
         </w:rPr>
-        <w:t xml:space="preserve"> a </w:t>
-      </w:r>
-      <w:r>
-        <w:rPr>
-          <w:rFonts w:ascii="Garamond" w:hAnsi="Garamond"/>
+        <w:t>N</w:t>
+      </w:r>
+      <w:r>
+        <w:rPr>
+          <w:rFonts w:ascii="Brill" w:hAnsi="Brill"/>
           <w:i/>
           <w:iCs/>
           <w:color w:val="FF0000"/>
           <w:lang w:val="es-ES"/>
         </w:rPr>
-        <w:t>N</w:t>
-      </w:r>
-      <w:r>
-        <w:rPr>
-          <w:rFonts w:ascii="Garamond" w:hAnsi="Garamond"/>
-          <w:i/>
-          <w:iCs/>
-          <w:color w:val="FF0000"/>
-          <w:lang w:val="es-ES"/>
-        </w:rPr>
-        <w:t xml:space="preserve">uestra imagen e a </w:t>
-      </w:r>
-      <w:r>
-        <w:rPr>
-          <w:rFonts w:ascii="Garamond" w:hAnsi="Garamond"/>
-          <w:i/>
-          <w:iCs/>
-          <w:color w:val="FF0000"/>
-          <w:lang w:val="es-ES"/>
-        </w:rPr>
-        <w:t>N</w:t>
-      </w:r>
-      <w:r>
-        <w:rPr>
-          <w:rFonts w:ascii="Garamond" w:hAnsi="Garamond"/>
-          <w:i/>
-          <w:iCs/>
-          <w:color w:val="FF0000"/>
-          <w:lang w:val="es-ES"/>
-        </w:rPr>
-        <w:t xml:space="preserve">uestra </w:t>
-      </w:r>
-      <w:proofErr w:type="spellStart"/>
-      <w:r>
-        <w:rPr>
-          <w:rFonts w:ascii="Garamond" w:hAnsi="Garamond"/>
-          <w:i/>
-          <w:iCs/>
-          <w:color w:val="FF0000"/>
-          <w:lang w:val="es-ES"/>
-        </w:rPr>
-        <w:t>semejança</w:t>
-      </w:r>
-      <w:proofErr w:type="spellEnd"/>
+        <w:t>uestra semejança</w:t>
+      </w:r>
     </w:p>
     <w:p>
       <w:pPr>
         <w:rPr>
-          <w:rFonts w:ascii="Garamond" w:hAnsi="Garamond"/>
+          <w:rFonts w:ascii="Brill" w:hAnsi="Brill"/>
           <w:color w:val="FF0000"/>
         </w:rPr>
       </w:pPr>
       <w:r>
         <w:rPr>
-          <w:rFonts w:ascii="Garamond" w:hAnsi="Garamond"/>
+          <w:rFonts w:ascii="Brill" w:hAnsi="Brill"/>
           <w:color w:val="000000" w:themeColor="text1"/>
         </w:rPr>
         <w:t xml:space="preserve">E: 62rb </w:t>
       </w:r>
       <w:r>
         <w:rPr>
-          <w:rFonts w:ascii="Garamond" w:hAnsi="Garamond"/>
-          <w:color w:val="FF0000"/>
-          <w:lang w:val="es-ES"/>
-        </w:rPr>
-        <w:t>Cap</w:t>
-      </w:r>
-      <w:r>
-        <w:rPr>
-          <w:rFonts w:ascii="Garamond" w:hAnsi="Garamond"/>
-          <w:color w:val="FF0000"/>
-          <w:lang w:val="es-ES"/>
+          <w:rFonts w:ascii="Brill" w:hAnsi="Brill"/>
+          <w:color w:val="FF0000"/>
+          <w:lang w:val="es-ES"/>
+        </w:rPr>
+        <w:t xml:space="preserve">Capítulo </w:t>
+      </w:r>
+      <w:r>
+        <w:rPr>
+          <w:rFonts w:ascii="Brill" w:hAnsi="Brill"/>
+          <w:smallCaps/>
+          <w:color w:val="FF0000"/>
+        </w:rPr>
+        <w:t>xxi</w:t>
+      </w:r>
+      <w:r>
+        <w:rPr>
+          <w:rFonts w:ascii="Brill" w:hAnsi="Brill"/>
+          <w:smallCaps/>
+          <w:color w:val="FF0000"/>
+          <w:lang w:val="es-ES"/>
+        </w:rPr>
+        <w:t>.</w:t>
+      </w:r>
+      <w:r>
+        <w:rPr>
+          <w:rFonts w:ascii="Brill" w:hAnsi="Brill"/>
+          <w:color w:val="FF0000"/>
+        </w:rPr>
+        <w:t xml:space="preserve"> </w:t>
+      </w:r>
+      <w:r>
+        <w:rPr>
+          <w:rFonts w:ascii="Brill" w:hAnsi="Brill"/>
+          <w:color w:val="FF0000"/>
+          <w:lang w:val="es-ES"/>
+        </w:rPr>
+        <w:t>D</w:t>
+      </w:r>
+      <w:r>
+        <w:rPr>
+          <w:rFonts w:ascii="Brill" w:hAnsi="Brill"/>
+          <w:color w:val="FF0000"/>
+        </w:rPr>
+        <w:t>emanda de c</w:t>
+      </w:r>
+      <w:r>
+        <w:rPr>
+          <w:rFonts w:ascii="Brill" w:hAnsi="Brill"/>
+          <w:color w:val="FF0000"/>
+        </w:rPr>
+        <w:t>ó</w:t>
+      </w:r>
+      <w:r>
+        <w:rPr>
+          <w:rFonts w:ascii="Brill" w:hAnsi="Brill"/>
+          <w:color w:val="FF0000"/>
+        </w:rPr>
+        <w:t>mo da el entender que ab</w:t>
+      </w:r>
+      <w:r>
+        <w:rPr>
+          <w:rFonts w:ascii="Brill" w:hAnsi="Brill"/>
+          <w:color w:val="FF0000"/>
         </w:rPr>
         <w:t>í</w:t>
       </w:r>
       <w:r>
         <w:rPr>
-          <w:rFonts w:ascii="Garamond" w:hAnsi="Garamond"/>
-          <w:color w:val="FF0000"/>
-          <w:lang w:val="es-ES"/>
-        </w:rPr>
-        <w:t xml:space="preserve">tulo </w:t>
-      </w:r>
-      <w:r>
-        <w:rPr>
-          <w:rFonts w:ascii="Garamond" w:hAnsi="Garamond"/>
-          <w:smallCaps/>
-          <w:color w:val="FF0000"/>
-        </w:rPr>
-        <w:t>xxi</w:t>
-      </w:r>
-      <w:r>
-        <w:rPr>
-          <w:rFonts w:ascii="Garamond" w:hAnsi="Garamond"/>
-          <w:smallCaps/>
-          <w:color w:val="FF0000"/>
-          <w:lang w:val="es-ES"/>
-        </w:rPr>
-        <w:t>.</w:t>
-      </w:r>
-      <w:r>
-        <w:rPr>
-          <w:rFonts w:ascii="Garamond" w:hAnsi="Garamond"/>
-          <w:color w:val="FF0000"/>
-        </w:rPr>
-        <w:t xml:space="preserve"> </w:t>
-      </w:r>
-      <w:r>
-        <w:rPr>
-          <w:rFonts w:ascii="Garamond" w:hAnsi="Garamond"/>
+          <w:rFonts w:ascii="Brill" w:hAnsi="Brill"/>
+          <w:color w:val="FF0000"/>
+        </w:rPr>
+        <w:t xml:space="preserve">a </w:t>
+      </w:r>
+      <w:r>
+        <w:rPr>
+          <w:rFonts w:ascii="Brill" w:hAnsi="Brill"/>
           <w:color w:val="FF0000"/>
           <w:lang w:val="es-ES"/>
         </w:rPr>
@@ -1040,57 +723,14 @@
       </w:r>
       <w:r>
         <w:rPr>
-          <w:rFonts w:ascii="Garamond" w:hAnsi="Garamond"/>
-          <w:color w:val="FF0000"/>
-        </w:rPr>
-        <w:t>emanda de c</w:t>
-      </w:r>
-      <w:r>
-        <w:rPr>
-          <w:rFonts w:ascii="Garamond" w:hAnsi="Garamond"/>
-          <w:color w:val="FF0000"/>
-        </w:rPr>
-        <w:t>ó</w:t>
-      </w:r>
-      <w:r>
-        <w:rPr>
-          <w:rFonts w:ascii="Garamond" w:hAnsi="Garamond"/>
-          <w:color w:val="FF0000"/>
-        </w:rPr>
-        <w:t>mo da el entender que ab</w:t>
-      </w:r>
-      <w:r>
-        <w:rPr>
-          <w:rFonts w:ascii="Garamond" w:hAnsi="Garamond"/>
-          <w:color w:val="FF0000"/>
-        </w:rPr>
-        <w:t>í</w:t>
-      </w:r>
-      <w:r>
-        <w:rPr>
-          <w:rFonts w:ascii="Garamond" w:hAnsi="Garamond"/>
-          <w:color w:val="FF0000"/>
-        </w:rPr>
-        <w:t xml:space="preserve">a </w:t>
-      </w:r>
-      <w:r>
-        <w:rPr>
-          <w:rFonts w:ascii="Garamond" w:hAnsi="Garamond"/>
-          <w:color w:val="FF0000"/>
-          <w:lang w:val="es-ES"/>
-        </w:rPr>
-        <w:t>D</w:t>
-      </w:r>
-      <w:r>
-        <w:rPr>
-          <w:rFonts w:ascii="Garamond" w:hAnsi="Garamond"/>
+          <w:rFonts w:ascii="Brill" w:hAnsi="Brill"/>
           <w:color w:val="FF0000"/>
         </w:rPr>
         <w:t xml:space="preserve">ios figura </w:t>
       </w:r>
       <w:r>
         <w:rPr>
-          <w:rFonts w:ascii="Garamond" w:hAnsi="Garamond"/>
+          <w:rFonts w:ascii="Brill" w:hAnsi="Brill"/>
           <w:color w:val="FF0000"/>
           <w:lang w:val="es-ES"/>
         </w:rPr>
@@ -1098,14 +738,14 @@
       </w:r>
       <w:r>
         <w:rPr>
-          <w:rFonts w:ascii="Garamond" w:hAnsi="Garamond"/>
+          <w:rFonts w:ascii="Brill" w:hAnsi="Brill"/>
           <w:color w:val="FF0000"/>
         </w:rPr>
         <w:t xml:space="preserve">uando dixo </w:t>
       </w:r>
       <w:r>
         <w:rPr>
-          <w:rFonts w:ascii="Garamond" w:hAnsi="Garamond"/>
+          <w:rFonts w:ascii="Brill" w:hAnsi="Brill"/>
           <w:i/>
           <w:iCs/>
           <w:color w:val="FF0000"/>
@@ -1114,7 +754,7 @@
       </w:r>
       <w:r>
         <w:rPr>
-          <w:rFonts w:ascii="Garamond" w:hAnsi="Garamond"/>
+          <w:rFonts w:ascii="Brill" w:hAnsi="Brill"/>
           <w:i/>
           <w:iCs/>
           <w:color w:val="FF0000"/>
@@ -1124,7 +764,7 @@
       </w:r>
       <w:r>
         <w:rPr>
-          <w:rFonts w:ascii="Garamond" w:hAnsi="Garamond"/>
+          <w:rFonts w:ascii="Brill" w:hAnsi="Brill"/>
           <w:i/>
           <w:iCs/>
           <w:color w:val="FF0000"/>
@@ -1133,7 +773,7 @@
       </w:r>
       <w:r>
         <w:rPr>
-          <w:rFonts w:ascii="Garamond" w:hAnsi="Garamond"/>
+          <w:rFonts w:ascii="Brill" w:hAnsi="Brill"/>
           <w:i/>
           <w:iCs/>
           <w:color w:val="FF0000"/>
@@ -1143,7 +783,7 @@
       </w:r>
       <w:r>
         <w:rPr>
-          <w:rFonts w:ascii="Garamond" w:hAnsi="Garamond"/>
+          <w:rFonts w:ascii="Brill" w:hAnsi="Brill"/>
           <w:i/>
           <w:iCs/>
           <w:color w:val="FF0000"/>
@@ -1154,118 +794,102 @@
     <w:p>
       <w:pPr>
         <w:rPr>
-          <w:rFonts w:ascii="Garamond" w:hAnsi="Garamond"/>
+          <w:rFonts w:ascii="Brill" w:hAnsi="Brill"/>
           <w:color w:val="FF0000"/>
         </w:rPr>
       </w:pPr>
       <w:r>
         <w:rPr>
-          <w:rFonts w:ascii="Garamond" w:hAnsi="Garamond"/>
+          <w:rFonts w:ascii="Brill" w:hAnsi="Brill"/>
           <w:color w:val="000000" w:themeColor="text1"/>
         </w:rPr>
         <w:t xml:space="preserve">E: 79r </w:t>
       </w:r>
       <w:r>
         <w:rPr>
-          <w:rFonts w:ascii="Garamond" w:hAnsi="Garamond"/>
-          <w:color w:val="FF0000"/>
-          <w:lang w:val="es-ES"/>
-        </w:rPr>
-        <w:t>Cap</w:t>
-      </w:r>
-      <w:r>
-        <w:rPr>
-          <w:rFonts w:ascii="Garamond" w:hAnsi="Garamond"/>
-          <w:color w:val="FF0000"/>
-          <w:lang w:val="es-ES"/>
+          <w:rFonts w:ascii="Brill" w:hAnsi="Brill"/>
+          <w:color w:val="FF0000"/>
+          <w:lang w:val="es-ES"/>
+        </w:rPr>
+        <w:t xml:space="preserve">Capítulo </w:t>
+      </w:r>
+      <w:r>
+        <w:rPr>
+          <w:rFonts w:ascii="Brill" w:hAnsi="Brill"/>
+          <w:smallCaps/>
+          <w:color w:val="FF0000"/>
+        </w:rPr>
+        <w:t>xxi</w:t>
+      </w:r>
+      <w:r>
+        <w:rPr>
+          <w:rFonts w:ascii="Brill" w:hAnsi="Brill"/>
+          <w:smallCaps/>
+          <w:color w:val="FF0000"/>
+          <w:lang w:val="es-ES"/>
+        </w:rPr>
+        <w:t>.</w:t>
+      </w:r>
+      <w:r>
+        <w:rPr>
+          <w:rFonts w:ascii="Brill" w:hAnsi="Brill"/>
+          <w:color w:val="FF0000"/>
+          <w:lang w:val="es-ES"/>
+        </w:rPr>
+        <w:t xml:space="preserve"> D</w:t>
+      </w:r>
+      <w:r>
+        <w:rPr>
+          <w:rFonts w:ascii="Brill" w:hAnsi="Brill"/>
+          <w:color w:val="FF0000"/>
+        </w:rPr>
+        <w:t>e c</w:t>
+      </w:r>
+      <w:r>
+        <w:rPr>
+          <w:rFonts w:ascii="Brill" w:hAnsi="Brill"/>
+          <w:color w:val="FF0000"/>
+        </w:rPr>
+        <w:t>ó</w:t>
+      </w:r>
+      <w:r>
+        <w:rPr>
+          <w:rFonts w:ascii="Brill" w:hAnsi="Brill"/>
+          <w:color w:val="FF0000"/>
+        </w:rPr>
+        <w:t xml:space="preserve">mo da </w:t>
+      </w:r>
+      <w:r>
+        <w:rPr>
+          <w:rFonts w:ascii="Brill" w:hAnsi="Brill"/>
+          <w:color w:val="FF0000"/>
+        </w:rPr>
+        <w:t>é</w:t>
+      </w:r>
+      <w:r>
+        <w:rPr>
+          <w:rFonts w:ascii="Brill" w:hAnsi="Brill"/>
+          <w:color w:val="FF0000"/>
+        </w:rPr>
+        <w:t>l a entender que av</w:t>
+      </w:r>
+      <w:r>
+        <w:rPr>
+          <w:rFonts w:ascii="Brill" w:hAnsi="Brill"/>
+          <w:color w:val="FF0000"/>
         </w:rPr>
         <w:t>í</w:t>
       </w:r>
       <w:r>
         <w:rPr>
-          <w:rFonts w:ascii="Garamond" w:hAnsi="Garamond"/>
-          <w:color w:val="FF0000"/>
-          <w:lang w:val="es-ES"/>
-        </w:rPr>
-        <w:t xml:space="preserve">tulo </w:t>
-      </w:r>
-      <w:r>
-        <w:rPr>
-          <w:rFonts w:ascii="Garamond" w:hAnsi="Garamond"/>
-          <w:smallCaps/>
-          <w:color w:val="FF0000"/>
-        </w:rPr>
-        <w:t>xxi</w:t>
-      </w:r>
-      <w:r>
-        <w:rPr>
-          <w:rFonts w:ascii="Garamond" w:hAnsi="Garamond"/>
-          <w:smallCaps/>
-          <w:color w:val="FF0000"/>
-          <w:lang w:val="es-ES"/>
-        </w:rPr>
-        <w:t>.</w:t>
-      </w:r>
-      <w:r>
-        <w:rPr>
-          <w:rFonts w:ascii="Garamond" w:hAnsi="Garamond"/>
-          <w:color w:val="FF0000"/>
-          <w:lang w:val="es-ES"/>
-        </w:rPr>
-        <w:t xml:space="preserve"> D</w:t>
-      </w:r>
-      <w:r>
-        <w:rPr>
-          <w:rFonts w:ascii="Garamond" w:hAnsi="Garamond"/>
-          <w:color w:val="FF0000"/>
-        </w:rPr>
-        <w:t>e c</w:t>
-      </w:r>
-      <w:r>
-        <w:rPr>
-          <w:rFonts w:ascii="Garamond" w:hAnsi="Garamond"/>
-          <w:color w:val="FF0000"/>
-        </w:rPr>
-        <w:t>ó</w:t>
-      </w:r>
-      <w:r>
-        <w:rPr>
-          <w:rFonts w:ascii="Garamond" w:hAnsi="Garamond"/>
-          <w:color w:val="FF0000"/>
-        </w:rPr>
-        <w:t xml:space="preserve">mo da </w:t>
-      </w:r>
-      <w:r>
-        <w:rPr>
-          <w:rFonts w:ascii="Garamond" w:hAnsi="Garamond"/>
-          <w:color w:val="FF0000"/>
-        </w:rPr>
-        <w:t>é</w:t>
-      </w:r>
-      <w:r>
-        <w:rPr>
-          <w:rFonts w:ascii="Garamond" w:hAnsi="Garamond"/>
-          <w:color w:val="FF0000"/>
-        </w:rPr>
-        <w:t>l a entender que av</w:t>
-      </w:r>
-      <w:r>
-        <w:rPr>
-          <w:rFonts w:ascii="Garamond" w:hAnsi="Garamond"/>
-          <w:color w:val="FF0000"/>
-        </w:rPr>
-        <w:t>í</w:t>
-      </w:r>
-      <w:r>
-        <w:rPr>
-          <w:rFonts w:ascii="Garamond" w:hAnsi="Garamond"/>
+          <w:rFonts w:ascii="Brill" w:hAnsi="Brill"/>
           <w:color w:val="FF0000"/>
         </w:rPr>
         <w:t xml:space="preserve">a </w:t>
       </w:r>
       <w:r>
         <w:rPr>
-          <w:rFonts w:ascii="Garamond" w:hAnsi="Garamond"/>
+          <w:rFonts w:ascii="Brill" w:hAnsi="Brill"/>
           <w:color w:val="FF0000"/>
           <w:lang w:val="es-ES"/>
         </w:rPr>
@@ -1273,14 +897,14 @@
       </w:r>
       <w:r>
         <w:rPr>
-          <w:rFonts w:ascii="Garamond" w:hAnsi="Garamond"/>
+          <w:rFonts w:ascii="Brill" w:hAnsi="Brill"/>
           <w:color w:val="FF0000"/>
         </w:rPr>
         <w:t xml:space="preserve">ios figura </w:t>
       </w:r>
       <w:r>
         <w:rPr>
-          <w:rFonts w:ascii="Garamond" w:hAnsi="Garamond"/>
+          <w:rFonts w:ascii="Brill" w:hAnsi="Brill"/>
           <w:color w:val="FF0000"/>
           <w:lang w:val="es-ES"/>
         </w:rPr>
@@ -1288,14 +912,14 @@
       </w:r>
       <w:r>
         <w:rPr>
-          <w:rFonts w:ascii="Garamond" w:hAnsi="Garamond"/>
+          <w:rFonts w:ascii="Brill" w:hAnsi="Brill"/>
           <w:color w:val="FF0000"/>
         </w:rPr>
         <w:t xml:space="preserve">uando dixo </w:t>
       </w:r>
       <w:r>
         <w:rPr>
-          <w:rFonts w:ascii="Garamond" w:hAnsi="Garamond"/>
+          <w:rFonts w:ascii="Brill" w:hAnsi="Brill"/>
           <w:i/>
           <w:iCs/>
           <w:color w:val="FF0000"/>
@@ -1304,7 +928,7 @@
       </w:r>
       <w:r>
         <w:rPr>
-          <w:rFonts w:ascii="Garamond" w:hAnsi="Garamond"/>
+          <w:rFonts w:ascii="Brill" w:hAnsi="Brill"/>
           <w:i/>
           <w:iCs/>
           <w:color w:val="FF0000"/>
@@ -1314,7 +938,7 @@
       </w:r>
       <w:r>
         <w:rPr>
-          <w:rFonts w:ascii="Garamond" w:hAnsi="Garamond"/>
+          <w:rFonts w:ascii="Brill" w:hAnsi="Brill"/>
           <w:i/>
           <w:iCs/>
           <w:color w:val="FF0000"/>
@@ -1323,7 +947,7 @@
       </w:r>
       <w:r>
         <w:rPr>
-          <w:rFonts w:ascii="Garamond" w:hAnsi="Garamond"/>
+          <w:rFonts w:ascii="Brill" w:hAnsi="Brill"/>
           <w:i/>
           <w:iCs/>
           <w:color w:val="FF0000"/>
@@ -1333,7 +957,7 @@
       </w:r>
       <w:r>
         <w:rPr>
-          <w:rFonts w:ascii="Garamond" w:hAnsi="Garamond"/>
+          <w:rFonts w:ascii="Brill" w:hAnsi="Brill"/>
           <w:i/>
           <w:iCs/>
           <w:color w:val="FF0000"/>
@@ -1344,7 +968,7 @@
     <w:p>
       <w:pPr>
         <w:rPr>
-          <w:rFonts w:ascii="Garamond" w:eastAsia="Aptos" w:hAnsi="Garamond" w:cs="Times New Roman (Corps CS)"/>
+          <w:rFonts w:ascii="Brill" w:eastAsia="Aptos" w:hAnsi="Brill" w:cs="Times New Roman (Corps CS)"/>
           <w:kern w:val="2"/>
           <w:lang w:val="fr-FR"/>
           <w14:ligatures w14:val="standardContextual"/>
@@ -1353,7 +977,7 @@
       <w:proofErr w:type="gramStart"/>
       <w:r>
         <w:rPr>
-          <w:rFonts w:ascii="Garamond" w:eastAsia="Aptos" w:hAnsi="Garamond" w:cs="Times New Roman (Corps CS)"/>
+          <w:rFonts w:ascii="Brill" w:eastAsia="Aptos" w:hAnsi="Brill" w:cs="Times New Roman (Corps CS)"/>
           <w:kern w:val="2"/>
           <w:lang w:val="fr-FR"/>
           <w14:ligatures w14:val="standardContextual"/>
@@ -1363,107 +987,61 @@
       <w:proofErr w:type="gramEnd"/>
       <w:r>
         <w:rPr>
-          <w:rFonts w:ascii="Garamond" w:eastAsia="Aptos" w:hAnsi="Garamond" w:cs="Times New Roman (Corps CS)"/>
+          <w:rFonts w:ascii="Brill" w:eastAsia="Aptos" w:hAnsi="Brill" w:cs="Times New Roman (Corps CS)"/>
           <w:kern w:val="2"/>
           <w:lang w:val="fr-FR"/>
           <w14:ligatures w14:val="standardContextual"/>
         </w:rPr>
         <w:t xml:space="preserve"> 40r </w:t>
       </w:r>
-      <w:proofErr w:type="spellStart"/>
-      <w:r>
-        <w:rPr>
-          <w:rFonts w:ascii="Garamond" w:eastAsia="Aptos" w:hAnsi="Garamond" w:cs="Times New Roman (Corps CS)"/>
+      <w:r>
+        <w:rPr>
+          <w:rFonts w:ascii="Brill" w:eastAsia="Aptos" w:hAnsi="Brill" w:cs="Times New Roman (Corps CS)"/>
           <w:color w:val="FF0000"/>
           <w:kern w:val="2"/>
           <w:lang w:val="fr-FR"/>
           <w14:ligatures w14:val="standardContextual"/>
         </w:rPr>
-        <w:t>Titulus</w:t>
-      </w:r>
-      <w:proofErr w:type="spellEnd"/>
-      <w:r>
-        <w:rPr>
-          <w:rFonts w:ascii="Garamond" w:eastAsia="Aptos" w:hAnsi="Garamond" w:cs="Times New Roman (Corps CS)"/>
+        <w:t xml:space="preserve">Titulus </w:t>
+      </w:r>
+      <w:r>
+        <w:rPr>
+          <w:rFonts w:ascii="Brill" w:eastAsia="Aptos" w:hAnsi="Brill" w:cs="Times New Roman (Corps CS)"/>
+          <w:smallCaps/>
           <w:color w:val="FF0000"/>
           <w:kern w:val="2"/>
           <w:lang w:val="fr-FR"/>
           <w14:ligatures w14:val="standardContextual"/>
         </w:rPr>
-        <w:t xml:space="preserve"> </w:t>
-      </w:r>
-      <w:r>
-        <w:rPr>
-          <w:rFonts w:ascii="Garamond" w:eastAsia="Aptos" w:hAnsi="Garamond" w:cs="Times New Roman (Corps CS)"/>
-          <w:smallCaps/>
+        <w:t>vi</w:t>
+      </w:r>
+      <w:r>
+        <w:rPr>
+          <w:rFonts w:ascii="Brill" w:eastAsia="Aptos" w:hAnsi="Brill" w:cs="Times New Roman (Corps CS)"/>
           <w:color w:val="FF0000"/>
           <w:kern w:val="2"/>
           <w:lang w:val="fr-FR"/>
           <w14:ligatures w14:val="standardContextual"/>
         </w:rPr>
-        <w:t>vi</w:t>
-      </w:r>
-      <w:r>
-        <w:rPr>
-          <w:rFonts w:ascii="Garamond" w:eastAsia="Aptos" w:hAnsi="Garamond" w:cs="Times New Roman (Corps CS)"/>
+        <w:t xml:space="preserve">. Ecqua Dei forma </w:t>
+      </w:r>
+      <w:proofErr w:type="gramStart"/>
+      <w:r>
+        <w:rPr>
+          <w:rFonts w:ascii="Brill" w:eastAsia="Aptos" w:hAnsi="Brill" w:cs="Times New Roman (Corps CS)"/>
           <w:color w:val="FF0000"/>
           <w:kern w:val="2"/>
           <w:lang w:val="fr-FR"/>
           <w14:ligatures w14:val="standardContextual"/>
         </w:rPr>
-        <w:t xml:space="preserve">. </w:t>
-      </w:r>
-      <w:proofErr w:type="spellStart"/>
-      <w:r>
-        <w:rPr>
-          <w:rFonts w:ascii="Garamond" w:eastAsia="Aptos" w:hAnsi="Garamond" w:cs="Times New Roman (Corps CS)"/>
-          <w:color w:val="FF0000"/>
-          <w:kern w:val="2"/>
-          <w:lang w:val="fr-FR"/>
-          <w14:ligatures w14:val="standardContextual"/>
-        </w:rPr>
-        <w:t>Ecqua</w:t>
-      </w:r>
-      <w:proofErr w:type="spellEnd"/>
-      <w:r>
-        <w:rPr>
-          <w:rFonts w:ascii="Garamond" w:eastAsia="Aptos" w:hAnsi="Garamond" w:cs="Times New Roman (Corps CS)"/>
-          <w:color w:val="FF0000"/>
-          <w:kern w:val="2"/>
-          <w:lang w:val="fr-FR"/>
-          <w14:ligatures w14:val="standardContextual"/>
-        </w:rPr>
-        <w:t xml:space="preserve"> Dei forma </w:t>
-      </w:r>
-      <w:proofErr w:type="spellStart"/>
-      <w:proofErr w:type="gramStart"/>
-      <w:r>
-        <w:rPr>
-          <w:rFonts w:ascii="Garamond" w:eastAsia="Aptos" w:hAnsi="Garamond" w:cs="Times New Roman (Corps CS)"/>
-          <w:color w:val="FF0000"/>
-          <w:kern w:val="2"/>
-          <w:lang w:val="fr-FR"/>
-          <w14:ligatures w14:val="standardContextual"/>
-        </w:rPr>
-        <w:t>sit</w:t>
-      </w:r>
-      <w:proofErr w:type="spellEnd"/>
-      <w:r>
-        <w:rPr>
-          <w:rFonts w:ascii="Garamond" w:eastAsia="Aptos" w:hAnsi="Garamond" w:cs="Times New Roman (Corps CS)"/>
-          <w:color w:val="FF0000"/>
-          <w:kern w:val="2"/>
-          <w:lang w:val="fr-FR"/>
-          <w14:ligatures w14:val="standardContextual"/>
-        </w:rPr>
-        <w:t>?</w:t>
+        <w:t>sit?</w:t>
       </w:r>
       <w:proofErr w:type="gramEnd"/>
     </w:p>
     <w:p>
       <w:pPr>
         <w:rPr>
-          <w:rFonts w:ascii="Garamond" w:hAnsi="Garamond" w:cs="Times New Roman (Corps CS)"/>
+          <w:rFonts w:ascii="Brill" w:hAnsi="Brill" w:cs="Times New Roman (Corps CS)"/>
           <w:color w:val="FF0000"/>
           <w:kern w:val="2"/>
           <w14:ligatures w14:val="standardContextual"/>
@@ -1471,7 +1049,7 @@
       </w:pPr>
       <w:r>
         <w:rPr>
-          <w:rFonts w:ascii="Garamond" w:hAnsi="Garamond" w:cs="Times New Roman (Corps CS)"/>
+          <w:rFonts w:ascii="Brill" w:hAnsi="Brill" w:cs="Times New Roman (Corps CS)"/>
           <w:kern w:val="2"/>
           <w:lang w:val="es-ES"/>
           <w14:ligatures w14:val="standardContextual"/>
@@ -1480,7 +1058,7 @@
       </w:r>
       <w:r>
         <w:rPr>
-          <w:rFonts w:ascii="Garamond" w:hAnsi="Garamond" w:cs="Times New Roman (Corps CS)"/>
+          <w:rFonts w:ascii="Brill" w:hAnsi="Brill" w:cs="Times New Roman (Corps CS)"/>
           <w:color w:val="FF0000"/>
           <w:kern w:val="2"/>
           <w:lang w:val="es-ES"/>
@@ -1490,31 +1068,15 @@
       </w:r>
       <w:r>
         <w:rPr>
-          <w:rFonts w:ascii="Garamond" w:hAnsi="Garamond"/>
-          <w:color w:val="FF0000"/>
-          <w:lang w:val="es-ES"/>
-        </w:rPr>
-        <w:t>Cap</w:t>
-      </w:r>
-      <w:r>
-        <w:rPr>
-          <w:rFonts w:ascii="Garamond" w:hAnsi="Garamond"/>
-          <w:color w:val="FF0000"/>
-          <w:lang w:val="es-ES"/>
-        </w:rPr>
-        <w:t>í</w:t>
-      </w:r>
-      <w:r>
-        <w:rPr>
-          <w:rFonts w:ascii="Garamond" w:hAnsi="Garamond"/>
-          <w:color w:val="FF0000"/>
-          <w:lang w:val="es-ES"/>
-        </w:rPr>
-        <w:t xml:space="preserve">tulo </w:t>
-      </w:r>
-      <w:r>
-        <w:rPr>
-          <w:rFonts w:ascii="Garamond" w:hAnsi="Garamond" w:cs="Times New Roman (Corps CS)"/>
+          <w:rFonts w:ascii="Brill" w:hAnsi="Brill"/>
+          <w:color w:val="FF0000"/>
+          <w:lang w:val="es-ES"/>
+        </w:rPr>
+        <w:t xml:space="preserve">Capítulo </w:t>
+      </w:r>
+      <w:r>
+        <w:rPr>
+          <w:rFonts w:ascii="Brill" w:hAnsi="Brill" w:cs="Times New Roman (Corps CS)"/>
           <w:color w:val="FF0000"/>
           <w:kern w:val="2"/>
           <w14:ligatures w14:val="standardContextual"/>
@@ -1523,7 +1085,7 @@
       </w:r>
       <w:r>
         <w:rPr>
-          <w:rFonts w:ascii="Garamond" w:hAnsi="Garamond" w:cs="Times New Roman (Corps CS)"/>
+          <w:rFonts w:ascii="Brill" w:hAnsi="Brill" w:cs="Times New Roman (Corps CS)"/>
           <w:color w:val="FF0000"/>
           <w:kern w:val="2"/>
           <w:lang w:val="es-ES"/>
@@ -1533,7 +1095,7 @@
       </w:r>
       <w:r>
         <w:rPr>
-          <w:rFonts w:ascii="Garamond" w:hAnsi="Garamond" w:cs="Times New Roman (Corps CS)"/>
+          <w:rFonts w:ascii="Brill" w:hAnsi="Brill" w:cs="Times New Roman (Corps CS)"/>
           <w:color w:val="FF0000"/>
           <w:kern w:val="2"/>
           <w14:ligatures w14:val="standardContextual"/>
@@ -1542,7 +1104,7 @@
       </w:r>
       <w:r>
         <w:rPr>
-          <w:rFonts w:ascii="Garamond" w:hAnsi="Garamond" w:cs="Times New Roman (Corps CS)"/>
+          <w:rFonts w:ascii="Brill" w:hAnsi="Brill" w:cs="Times New Roman (Corps CS)"/>
           <w:color w:val="FF0000"/>
           <w:kern w:val="2"/>
           <w:lang w:val="es-ES"/>
@@ -1552,7 +1114,7 @@
       </w:r>
       <w:r>
         <w:rPr>
-          <w:rFonts w:ascii="Garamond" w:hAnsi="Garamond" w:cs="Times New Roman (Corps CS)"/>
+          <w:rFonts w:ascii="Brill" w:hAnsi="Brill" w:cs="Times New Roman (Corps CS)"/>
           <w:color w:val="FF0000"/>
           <w:kern w:val="2"/>
           <w14:ligatures w14:val="standardContextual"/>
@@ -1561,7 +1123,7 @@
       </w:r>
       <w:r>
         <w:rPr>
-          <w:rFonts w:ascii="Garamond" w:hAnsi="Garamond" w:cs="Times New Roman (Corps CS)"/>
+          <w:rFonts w:ascii="Brill" w:hAnsi="Brill" w:cs="Times New Roman (Corps CS)"/>
           <w:color w:val="FF0000"/>
           <w:kern w:val="2"/>
           <w:lang w:val="es-ES"/>
@@ -1571,7 +1133,7 @@
       </w:r>
       <w:r>
         <w:rPr>
-          <w:rFonts w:ascii="Garamond" w:hAnsi="Garamond" w:cs="Times New Roman (Corps CS)"/>
+          <w:rFonts w:ascii="Brill" w:hAnsi="Brill" w:cs="Times New Roman (Corps CS)"/>
           <w:color w:val="FF0000"/>
           <w:kern w:val="2"/>
           <w14:ligatures w14:val="standardContextual"/>
@@ -1580,7 +1142,7 @@
       </w:r>
       <w:r>
         <w:rPr>
-          <w:rFonts w:ascii="Garamond" w:hAnsi="Garamond" w:cs="Times New Roman (Corps CS)"/>
+          <w:rFonts w:ascii="Brill" w:hAnsi="Brill" w:cs="Times New Roman (Corps CS)"/>
           <w:color w:val="FF0000"/>
           <w:kern w:val="2"/>
           <w14:ligatures w14:val="standardContextual"/>
@@ -1589,7 +1151,7 @@
       </w:r>
       <w:r>
         <w:rPr>
-          <w:rFonts w:ascii="Garamond" w:hAnsi="Garamond" w:cs="Times New Roman (Corps CS)"/>
+          <w:rFonts w:ascii="Brill" w:hAnsi="Brill" w:cs="Times New Roman (Corps CS)"/>
           <w:color w:val="FF0000"/>
           <w:kern w:val="2"/>
           <w14:ligatures w14:val="standardContextual"/>
@@ -1598,7 +1160,7 @@
       </w:r>
       <w:r>
         <w:rPr>
-          <w:rFonts w:ascii="Garamond" w:hAnsi="Garamond" w:cs="Times New Roman (Corps CS)"/>
+          <w:rFonts w:ascii="Brill" w:hAnsi="Brill" w:cs="Times New Roman (Corps CS)"/>
           <w:color w:val="FF0000"/>
           <w:kern w:val="2"/>
           <w:lang w:val="es-ES"/>
@@ -1608,34 +1170,25 @@
       </w:r>
       <w:r>
         <w:rPr>
-          <w:rFonts w:ascii="Garamond" w:hAnsi="Garamond" w:cs="Times New Roman (Corps CS)"/>
-          <w:color w:val="FF0000"/>
-          <w:kern w:val="2"/>
-          <w14:ligatures w14:val="standardContextual"/>
-        </w:rPr>
-        <w:t>ios en s</w:t>
-      </w:r>
-      <w:r>
-        <w:rPr>
-          <w:rFonts w:ascii="Garamond" w:hAnsi="Garamond" w:cs="Times New Roman (Corps CS)"/>
-          <w:color w:val="FF0000"/>
-          <w:kern w:val="2"/>
-          <w14:ligatures w14:val="standardContextual"/>
-        </w:rPr>
-        <w:t>í</w:t>
+          <w:rFonts w:ascii="Brill" w:hAnsi="Brill" w:cs="Times New Roman (Corps CS)"/>
+          <w:color w:val="FF0000"/>
+          <w:kern w:val="2"/>
+          <w14:ligatures w14:val="standardContextual"/>
+        </w:rPr>
+        <w:t>ios en sí</w:t>
       </w:r>
     </w:p>
     <w:p>
       <w:pPr>
         <w:rPr>
-          <w:rFonts w:ascii="Garamond" w:hAnsi="Garamond"/>
+          <w:rFonts w:ascii="Brill" w:hAnsi="Brill"/>
           <w:color w:val="FF0000"/>
           <w:lang w:val="es-ES"/>
         </w:rPr>
       </w:pPr>
       <w:r>
         <w:rPr>
-          <w:rFonts w:ascii="Garamond" w:hAnsi="Garamond" w:cs="Times New Roman (Corps CS)"/>
+          <w:rFonts w:ascii="Brill" w:hAnsi="Brill" w:cs="Times New Roman (Corps CS)"/>
           <w:kern w:val="2"/>
           <w:lang w:val="es-ES"/>
           <w14:ligatures w14:val="standardContextual"/>
@@ -1644,7 +1197,7 @@
       </w:r>
       <w:r>
         <w:rPr>
-          <w:rFonts w:ascii="Garamond" w:hAnsi="Garamond" w:cs="Times New Roman (Corps CS)"/>
+          <w:rFonts w:ascii="Brill" w:hAnsi="Brill" w:cs="Times New Roman (Corps CS)"/>
           <w:kern w:val="2"/>
           <w14:ligatures w14:val="standardContextual"/>
         </w:rPr>
@@ -1652,31 +1205,15 @@
       </w:r>
       <w:r>
         <w:rPr>
-          <w:rFonts w:ascii="Garamond" w:hAnsi="Garamond"/>
-          <w:color w:val="FF0000"/>
-          <w:lang w:val="es-ES"/>
-        </w:rPr>
-        <w:t>Cap</w:t>
-      </w:r>
-      <w:r>
-        <w:rPr>
-          <w:rFonts w:ascii="Garamond" w:hAnsi="Garamond"/>
-          <w:color w:val="FF0000"/>
-          <w:lang w:val="es-ES"/>
-        </w:rPr>
-        <w:t>í</w:t>
-      </w:r>
-      <w:r>
-        <w:rPr>
-          <w:rFonts w:ascii="Garamond" w:hAnsi="Garamond"/>
-          <w:color w:val="FF0000"/>
-          <w:lang w:val="es-ES"/>
-        </w:rPr>
-        <w:t xml:space="preserve">tulo </w:t>
-      </w:r>
-      <w:r>
-        <w:rPr>
-          <w:rFonts w:ascii="Garamond" w:hAnsi="Garamond" w:cs="Times New Roman (Corps CS)"/>
+          <w:rFonts w:ascii="Brill" w:hAnsi="Brill"/>
+          <w:color w:val="FF0000"/>
+          <w:lang w:val="es-ES"/>
+        </w:rPr>
+        <w:t xml:space="preserve">Capítulo </w:t>
+      </w:r>
+      <w:r>
+        <w:rPr>
+          <w:rFonts w:ascii="Brill" w:hAnsi="Brill" w:cs="Times New Roman (Corps CS)"/>
           <w:color w:val="FF0000"/>
           <w:kern w:val="2"/>
           <w14:ligatures w14:val="standardContextual"/>
@@ -1685,7 +1222,7 @@
       </w:r>
       <w:r>
         <w:rPr>
-          <w:rFonts w:ascii="Garamond" w:hAnsi="Garamond" w:cs="Times New Roman (Corps CS)"/>
+          <w:rFonts w:ascii="Brill" w:hAnsi="Brill" w:cs="Times New Roman (Corps CS)"/>
           <w:color w:val="FF0000"/>
           <w:kern w:val="2"/>
           <w:lang w:val="es-ES"/>
@@ -1695,7 +1232,7 @@
       </w:r>
       <w:r>
         <w:rPr>
-          <w:rFonts w:ascii="Garamond" w:hAnsi="Garamond" w:cs="Times New Roman (Corps CS)"/>
+          <w:rFonts w:ascii="Brill" w:hAnsi="Brill" w:cs="Times New Roman (Corps CS)"/>
           <w:color w:val="FF0000"/>
           <w:kern w:val="2"/>
           <w14:ligatures w14:val="standardContextual"/>
@@ -1704,7 +1241,7 @@
       </w:r>
       <w:r>
         <w:rPr>
-          <w:rFonts w:ascii="Garamond" w:hAnsi="Garamond" w:cs="Times New Roman (Corps CS)"/>
+          <w:rFonts w:ascii="Brill" w:hAnsi="Brill" w:cs="Times New Roman (Corps CS)"/>
           <w:color w:val="FF0000"/>
           <w:kern w:val="2"/>
           <w:lang w:val="es-ES"/>
@@ -1714,7 +1251,7 @@
       </w:r>
       <w:r>
         <w:rPr>
-          <w:rFonts w:ascii="Garamond" w:hAnsi="Garamond" w:cs="Times New Roman (Corps CS)"/>
+          <w:rFonts w:ascii="Brill" w:hAnsi="Brill" w:cs="Times New Roman (Corps CS)"/>
           <w:color w:val="FF0000"/>
           <w:kern w:val="2"/>
           <w14:ligatures w14:val="standardContextual"/>
@@ -1723,7 +1260,7 @@
       </w:r>
       <w:r>
         <w:rPr>
-          <w:rFonts w:ascii="Garamond" w:hAnsi="Garamond" w:cs="Times New Roman (Corps CS)"/>
+          <w:rFonts w:ascii="Brill" w:hAnsi="Brill" w:cs="Times New Roman (Corps CS)"/>
           <w:color w:val="FF0000"/>
           <w:kern w:val="2"/>
           <w:lang w:val="es-ES"/>
@@ -1733,7 +1270,7 @@
       </w:r>
       <w:r>
         <w:rPr>
-          <w:rFonts w:ascii="Garamond" w:hAnsi="Garamond" w:cs="Times New Roman (Corps CS)"/>
+          <w:rFonts w:ascii="Brill" w:hAnsi="Brill" w:cs="Times New Roman (Corps CS)"/>
           <w:color w:val="FF0000"/>
           <w:kern w:val="2"/>
           <w14:ligatures w14:val="standardContextual"/>
@@ -1742,7 +1279,7 @@
       </w:r>
       <w:r>
         <w:rPr>
-          <w:rFonts w:ascii="Garamond" w:hAnsi="Garamond" w:cs="Times New Roman (Corps CS)"/>
+          <w:rFonts w:ascii="Brill" w:hAnsi="Brill" w:cs="Times New Roman (Corps CS)"/>
           <w:color w:val="FF0000"/>
           <w:kern w:val="2"/>
           <w14:ligatures w14:val="standardContextual"/>
@@ -1751,7 +1288,7 @@
       </w:r>
       <w:r>
         <w:rPr>
-          <w:rFonts w:ascii="Garamond" w:hAnsi="Garamond" w:cs="Times New Roman (Corps CS)"/>
+          <w:rFonts w:ascii="Brill" w:hAnsi="Brill" w:cs="Times New Roman (Corps CS)"/>
           <w:color w:val="FF0000"/>
           <w:kern w:val="2"/>
           <w14:ligatures w14:val="standardContextual"/>
@@ -1760,7 +1297,7 @@
       </w:r>
       <w:r>
         <w:rPr>
-          <w:rFonts w:ascii="Garamond" w:hAnsi="Garamond" w:cs="Times New Roman (Corps CS)"/>
+          <w:rFonts w:ascii="Brill" w:hAnsi="Brill" w:cs="Times New Roman (Corps CS)"/>
           <w:color w:val="FF0000"/>
           <w:kern w:val="2"/>
           <w:lang w:val="es-ES"/>
@@ -1770,21 +1307,12 @@
       </w:r>
       <w:r>
         <w:rPr>
-          <w:rFonts w:ascii="Garamond" w:hAnsi="Garamond" w:cs="Times New Roman (Corps CS)"/>
-          <w:color w:val="FF0000"/>
-          <w:kern w:val="2"/>
-          <w14:ligatures w14:val="standardContextual"/>
-        </w:rPr>
-        <w:t>ios en s</w:t>
-      </w:r>
-      <w:r>
-        <w:rPr>
-          <w:rFonts w:ascii="Garamond" w:hAnsi="Garamond" w:cs="Times New Roman (Corps CS)"/>
-          <w:color w:val="FF0000"/>
-          <w:kern w:val="2"/>
-          <w14:ligatures w14:val="standardContextual"/>
-        </w:rPr>
-        <w:t>í</w:t>
+          <w:rFonts w:ascii="Brill" w:hAnsi="Brill" w:cs="Times New Roman (Corps CS)"/>
+          <w:color w:val="FF0000"/>
+          <w:kern w:val="2"/>
+          <w14:ligatures w14:val="standardContextual"/>
+        </w:rPr>
+        <w:t>ios en sí</w:t>
       </w:r>
     </w:p>
     <w:sectPr>
